--- a/worksheets/1주차_1_공문서행정문서읽기_Day3_학습지.docx
+++ b/worksheets/1주차_1_공문서행정문서읽기_Day3_학습지.docx
@@ -65,6 +65,117 @@
         </w:rPr>
         <w:t>이틀 동안 배운 12개 어휘를 세 가지 방식으로 확인해 봅시다.</w:t>
       </w:r>
+    </w:p>
+    <w:p>
+      <w:pPr>
+        <w:spacing w:before="40" w:after="80" w:line="252" w:lineRule="auto"/>
+      </w:pPr>
+      <w:r>
+        <w:rPr>
+          <w:rFonts w:ascii="맑은 고딕" w:hAnsi="맑은 고딕" w:eastAsia="맑은 고딕"/>
+          <w:b/>
+          <w:color w:val="3D4BC7"/>
+          <w:sz w:val="20"/>
+        </w:rPr>
+        <w:t>✅ 오늘 해야 할 일</w:t>
+      </w:r>
+    </w:p>
+    <w:tbl>
+      <w:tblPr>
+        <w:tblStyle w:val="TableGrid"/>
+        <w:tblW w:type="auto" w:w="0"/>
+        <w:tblLook w:firstColumn="1" w:firstRow="1" w:lastColumn="0" w:lastRow="0" w:noHBand="0" w:noVBand="1" w:val="04A0"/>
+      </w:tblPr>
+      <w:tblGrid>
+        <w:gridCol w:w="3364"/>
+        <w:gridCol w:w="3364"/>
+        <w:gridCol w:w="3364"/>
+      </w:tblGrid>
+      <w:tr>
+        <w:trPr>
+          <w:cantSplit/>
+        </w:trPr>
+        <w:tc>
+          <w:tcPr>
+            <w:tcW w:type="dxa" w:w="3364"/>
+            <w:tcMar>
+              <w:top w:w="55" w:type="dxa"/>
+              <w:bottom w:w="55" w:type="dxa"/>
+              <w:left w:w="90" w:type="dxa"/>
+              <w:right w:w="90" w:type="dxa"/>
+            </w:tcMar>
+          </w:tcPr>
+          <w:p>
+            <w:pPr>
+              <w:spacing w:before="0" w:after="0" w:line="252" w:lineRule="auto"/>
+            </w:pPr>
+            <w:r>
+              <w:rPr>
+                <w:rFonts w:ascii="맑은 고딕" w:hAnsi="맑은 고딕" w:eastAsia="맑은 고딕"/>
+                <w:b w:val="0"/>
+                <w:color w:val="6B6F85"/>
+                <w:sz w:val="22"/>
+              </w:rPr>
+              <w:t xml:space="preserve">☐ </w:t>
+            </w:r>
+          </w:p>
+        </w:tc>
+        <w:tc>
+          <w:tcPr>
+            <w:tcW w:type="dxa" w:w="3364"/>
+            <w:tcMar>
+              <w:top w:w="55" w:type="dxa"/>
+              <w:bottom w:w="55" w:type="dxa"/>
+              <w:left w:w="90" w:type="dxa"/>
+              <w:right w:w="90" w:type="dxa"/>
+            </w:tcMar>
+          </w:tcPr>
+          <w:p>
+            <w:pPr>
+              <w:spacing w:before="0" w:after="0" w:line="252" w:lineRule="auto"/>
+            </w:pPr>
+            <w:r>
+              <w:rPr>
+                <w:rFonts w:ascii="맑은 고딕" w:hAnsi="맑은 고딕" w:eastAsia="맑은 고딕"/>
+                <w:b w:val="0"/>
+                <w:color w:val="6B6F85"/>
+                <w:sz w:val="22"/>
+              </w:rPr>
+              <w:t xml:space="preserve">☐ </w:t>
+            </w:r>
+          </w:p>
+        </w:tc>
+        <w:tc>
+          <w:tcPr>
+            <w:tcW w:type="dxa" w:w="3364"/>
+            <w:tcMar>
+              <w:top w:w="55" w:type="dxa"/>
+              <w:bottom w:w="55" w:type="dxa"/>
+              <w:left w:w="90" w:type="dxa"/>
+              <w:right w:w="90" w:type="dxa"/>
+            </w:tcMar>
+          </w:tcPr>
+          <w:p>
+            <w:pPr>
+              <w:spacing w:before="0" w:after="0" w:line="252" w:lineRule="auto"/>
+            </w:pPr>
+            <w:r>
+              <w:rPr>
+                <w:rFonts w:ascii="맑은 고딕" w:hAnsi="맑은 고딕" w:eastAsia="맑은 고딕"/>
+                <w:b w:val="0"/>
+                <w:color w:val="6B6F85"/>
+                <w:sz w:val="22"/>
+              </w:rPr>
+              <w:t xml:space="preserve">☐ </w:t>
+            </w:r>
+          </w:p>
+        </w:tc>
+      </w:tr>
+    </w:tbl>
+    <w:p>
+      <w:pPr>
+        <w:spacing w:after="120"/>
+      </w:pPr>
     </w:p>
     <w:p>
       <w:pPr>
@@ -931,9 +1042,155 @@
         </w:tc>
       </w:tr>
     </w:tbl>
+    <w:p>
+      <w:pPr>
+        <w:spacing w:before="200" w:after="80" w:line="252" w:lineRule="auto"/>
+      </w:pPr>
+      <w:r>
+        <w:rPr>
+          <w:rFonts w:ascii="맑은 고딕" w:hAnsi="맑은 고딕" w:eastAsia="맑은 고딕"/>
+          <w:b/>
+          <w:color w:val="3D4BC7"/>
+          <w:sz w:val="21"/>
+        </w:rPr>
+        <w:t>💬 오늘의 명언</w:t>
+      </w:r>
+    </w:p>
+    <w:tbl>
+      <w:tblPr>
+        <w:tblStyle w:val="TableGrid"/>
+        <w:tblW w:type="auto" w:w="0"/>
+        <w:tblLook w:firstColumn="1" w:firstRow="1" w:lastColumn="0" w:lastRow="0" w:noHBand="0" w:noVBand="1" w:val="04A0"/>
+      </w:tblPr>
+      <w:tblGrid>
+        <w:gridCol w:w="10092"/>
+      </w:tblGrid>
+      <w:tr>
+        <w:trPr>
+          <w:cantSplit/>
+        </w:trPr>
+        <w:tc>
+          <w:tcPr>
+            <w:tcW w:type="dxa" w:w="10092"/>
+            <w:shd w:val="clear" w:color="auto" w:fill="F7F8FF"/>
+            <w:tcMar>
+              <w:top w:w="80" w:type="dxa"/>
+              <w:bottom w:w="80" w:type="dxa"/>
+              <w:left w:w="180" w:type="dxa"/>
+              <w:right w:w="180" w:type="dxa"/>
+            </w:tcMar>
+          </w:tcPr>
+          <w:p>
+            <w:pPr>
+              <w:spacing w:before="0" w:after="60" w:line="252" w:lineRule="auto"/>
+              <w:jc w:val="center"/>
+            </w:pPr>
+            <w:r>
+              <w:rPr>
+                <w:rFonts w:ascii="맑은 고딕" w:hAnsi="맑은 고딕" w:eastAsia="맑은 고딕"/>
+                <w:b/>
+                <w:i/>
+                <w:color w:val="333366"/>
+                <w:sz w:val="23"/>
+              </w:rPr>
+              <w:t>“아는 것을 안다고 하고, 모르는 것을 모른다고 하는 것 — 그것이 진짜 아는 것이다.”</w:t>
+            </w:r>
+          </w:p>
+          <w:p>
+            <w:pPr>
+              <w:spacing w:before="0" w:after="0" w:line="252" w:lineRule="auto"/>
+              <w:jc w:val="center"/>
+            </w:pPr>
+            <w:r>
+              <w:rPr>
+                <w:rFonts w:ascii="맑은 고딕" w:hAnsi="맑은 고딕" w:eastAsia="맑은 고딕"/>
+                <w:b w:val="0"/>
+                <w:color w:val="6B6F85"/>
+                <w:sz w:val="18"/>
+              </w:rPr>
+              <w:t>— 공자</w:t>
+            </w:r>
+          </w:p>
+        </w:tc>
+      </w:tr>
+    </w:tbl>
+    <w:p>
+      <w:pPr>
+        <w:spacing w:before="80" w:after="40" w:line="252" w:lineRule="auto"/>
+      </w:pPr>
+      <w:r>
+        <w:rPr>
+          <w:rFonts w:ascii="맑은 고딕" w:hAnsi="맑은 고딕" w:eastAsia="맑은 고딕"/>
+          <w:b w:val="0"/>
+          <w:color w:val="6B6F85"/>
+          <w:sz w:val="17"/>
+        </w:rPr>
+        <w:t>✍ 위 명언을 소리 내어 한 번 읽고, 나만의 글씨체로 또박또박 따라 써 보세요.</w:t>
+      </w:r>
+    </w:p>
+    <w:tbl>
+      <w:tblPr>
+        <w:tblW w:type="auto" w:w="0"/>
+        <w:tblLook w:firstColumn="1" w:firstRow="1" w:lastColumn="0" w:lastRow="0" w:noHBand="0" w:noVBand="1" w:val="04A0"/>
+      </w:tblPr>
+      <w:tblGrid>
+        <w:gridCol w:w="10092"/>
+      </w:tblGrid>
+      <w:tr>
+        <w:trPr>
+          <w:trHeight w:val="300" w:hRule="atLeast"/>
+        </w:trPr>
+        <w:tc>
+          <w:tcPr>
+            <w:tcW w:type="dxa" w:w="10091"/>
+            <w:tcMar>
+              <w:top w:w="40" w:type="dxa"/>
+              <w:bottom w:w="40" w:type="dxa"/>
+              <w:left w:w="20" w:type="dxa"/>
+              <w:right w:w="20" w:type="dxa"/>
+            </w:tcMar>
+            <w:tcBorders>
+              <w:top w:val="nil"/>
+              <w:left w:val="nil"/>
+              <w:right w:val="nil"/>
+              <w:bottom w:val="single" w:sz="6" w:color="9AA0C3"/>
+            </w:tcBorders>
+          </w:tcPr>
+          <w:p/>
+        </w:tc>
+      </w:tr>
+      <w:tr>
+        <w:trPr>
+          <w:trHeight w:val="300" w:hRule="atLeast"/>
+        </w:trPr>
+        <w:tc>
+          <w:tcPr>
+            <w:tcW w:type="dxa" w:w="10091"/>
+            <w:tcMar>
+              <w:top w:w="40" w:type="dxa"/>
+              <w:bottom w:w="40" w:type="dxa"/>
+              <w:left w:w="20" w:type="dxa"/>
+              <w:right w:w="20" w:type="dxa"/>
+            </w:tcMar>
+            <w:tcBorders>
+              <w:top w:val="nil"/>
+              <w:left w:val="nil"/>
+              <w:right w:val="nil"/>
+              <w:bottom w:val="single" w:sz="6" w:color="9AA0C3"/>
+            </w:tcBorders>
+          </w:tcPr>
+          <w:p/>
+        </w:tc>
+      </w:tr>
+    </w:tbl>
+    <w:p>
+      <w:pPr>
+        <w:spacing w:after="80"/>
+      </w:pPr>
+    </w:p>
     <w:sectPr>
       <w:pgSz w:w="11906" w:h="16838"/>
-      <w:pgMar w:top="737" w:right="907" w:bottom="680" w:left="907" w:header="720" w:footer="720" w:gutter="0"/>
+      <w:pgMar w:top="567" w:right="907" w:bottom="510" w:left="907" w:header="720" w:footer="720" w:gutter="0"/>
       <w:cols w:space="720"/>
       <w:docGrid w:linePitch="360"/>
     </w:sectPr>

--- a/worksheets/1주차_1_공문서행정문서읽기_Day3_학습지.docx
+++ b/worksheets/1주차_1_공문서행정문서읽기_Day3_학습지.docx
@@ -4,14 +4,14 @@
   <w:body>
     <w:p>
       <w:pPr>
-        <w:spacing w:before="0" w:after="40" w:line="252" w:lineRule="auto"/>
+        <w:spacing w:before="0" w:after="20" w:line="240" w:lineRule="auto"/>
       </w:pPr>
       <w:r>
         <w:rPr>
           <w:rFonts w:ascii="맑은 고딕" w:hAnsi="맑은 고딕" w:eastAsia="맑은 고딕"/>
           <w:b/>
           <w:color w:val="3D4BC7"/>
-          <w:sz w:val="31"/>
+          <w:sz w:val="28"/>
         </w:rPr>
         <w:t>명품 경북여상 문해력 15분  ·  손으로 쓰는 학습지</w:t>
       </w:r>
@@ -21,7 +21,7 @@
         <w:tabs>
           <w:tab w:pos="10091" w:val="right"/>
         </w:tabs>
-        <w:spacing w:before="0" w:after="120" w:line="252" w:lineRule="auto"/>
+        <w:spacing w:before="0" w:after="60" w:line="240" w:lineRule="auto"/>
       </w:pPr>
       <w:r>
         <w:rPr>
@@ -54,28 +54,28 @@
     </w:p>
     <w:p>
       <w:pPr>
-        <w:spacing w:before="80" w:after="160" w:line="252" w:lineRule="auto"/>
+        <w:spacing w:before="40" w:after="80" w:line="240" w:lineRule="auto"/>
       </w:pPr>
       <w:r>
         <w:rPr>
           <w:rFonts w:ascii="맑은 고딕" w:hAnsi="맑은 고딕" w:eastAsia="맑은 고딕"/>
           <w:b w:val="0"/>
           <w:color w:val="6B6F85"/>
-          <w:sz w:val="18"/>
+          <w:sz w:val="17"/>
         </w:rPr>
         <w:t>이틀 동안 배운 12개 어휘를 세 가지 방식으로 확인해 봅시다.</w:t>
       </w:r>
     </w:p>
     <w:p>
       <w:pPr>
-        <w:spacing w:before="40" w:after="80" w:line="252" w:lineRule="auto"/>
+        <w:spacing w:before="0" w:after="40" w:line="240" w:lineRule="auto"/>
       </w:pPr>
       <w:r>
         <w:rPr>
           <w:rFonts w:ascii="맑은 고딕" w:hAnsi="맑은 고딕" w:eastAsia="맑은 고딕"/>
           <w:b/>
           <w:color w:val="3D4BC7"/>
-          <w:sz w:val="20"/>
+          <w:sz w:val="19"/>
         </w:rPr>
         <w:t>✅ 오늘 해야 할 일</w:t>
       </w:r>
@@ -99,22 +99,22 @@
           <w:tcPr>
             <w:tcW w:type="dxa" w:w="3364"/>
             <w:tcMar>
-              <w:top w:w="55" w:type="dxa"/>
-              <w:bottom w:w="55" w:type="dxa"/>
-              <w:left w:w="90" w:type="dxa"/>
-              <w:right w:w="90" w:type="dxa"/>
+              <w:top w:w="35" w:type="dxa"/>
+              <w:bottom w:w="35" w:type="dxa"/>
+              <w:left w:w="80" w:type="dxa"/>
+              <w:right w:w="80" w:type="dxa"/>
             </w:tcMar>
           </w:tcPr>
           <w:p>
             <w:pPr>
-              <w:spacing w:before="0" w:after="0" w:line="252" w:lineRule="auto"/>
+              <w:spacing w:before="0" w:after="0" w:line="240" w:lineRule="auto"/>
             </w:pPr>
             <w:r>
               <w:rPr>
                 <w:rFonts w:ascii="맑은 고딕" w:hAnsi="맑은 고딕" w:eastAsia="맑은 고딕"/>
                 <w:b w:val="0"/>
                 <w:color w:val="6B6F85"/>
-                <w:sz w:val="22"/>
+                <w:sz w:val="20"/>
               </w:rPr>
               <w:t xml:space="preserve">☐ </w:t>
             </w:r>
@@ -124,22 +124,22 @@
           <w:tcPr>
             <w:tcW w:type="dxa" w:w="3364"/>
             <w:tcMar>
-              <w:top w:w="55" w:type="dxa"/>
-              <w:bottom w:w="55" w:type="dxa"/>
-              <w:left w:w="90" w:type="dxa"/>
-              <w:right w:w="90" w:type="dxa"/>
+              <w:top w:w="35" w:type="dxa"/>
+              <w:bottom w:w="35" w:type="dxa"/>
+              <w:left w:w="80" w:type="dxa"/>
+              <w:right w:w="80" w:type="dxa"/>
             </w:tcMar>
           </w:tcPr>
           <w:p>
             <w:pPr>
-              <w:spacing w:before="0" w:after="0" w:line="252" w:lineRule="auto"/>
+              <w:spacing w:before="0" w:after="0" w:line="240" w:lineRule="auto"/>
             </w:pPr>
             <w:r>
               <w:rPr>
                 <w:rFonts w:ascii="맑은 고딕" w:hAnsi="맑은 고딕" w:eastAsia="맑은 고딕"/>
                 <w:b w:val="0"/>
                 <w:color w:val="6B6F85"/>
-                <w:sz w:val="22"/>
+                <w:sz w:val="20"/>
               </w:rPr>
               <w:t xml:space="preserve">☐ </w:t>
             </w:r>
@@ -149,22 +149,22 @@
           <w:tcPr>
             <w:tcW w:type="dxa" w:w="3364"/>
             <w:tcMar>
-              <w:top w:w="55" w:type="dxa"/>
-              <w:bottom w:w="55" w:type="dxa"/>
-              <w:left w:w="90" w:type="dxa"/>
-              <w:right w:w="90" w:type="dxa"/>
+              <w:top w:w="35" w:type="dxa"/>
+              <w:bottom w:w="35" w:type="dxa"/>
+              <w:left w:w="80" w:type="dxa"/>
+              <w:right w:w="80" w:type="dxa"/>
             </w:tcMar>
           </w:tcPr>
           <w:p>
             <w:pPr>
-              <w:spacing w:before="0" w:after="0" w:line="252" w:lineRule="auto"/>
+              <w:spacing w:before="0" w:after="0" w:line="240" w:lineRule="auto"/>
             </w:pPr>
             <w:r>
               <w:rPr>
                 <w:rFonts w:ascii="맑은 고딕" w:hAnsi="맑은 고딕" w:eastAsia="맑은 고딕"/>
                 <w:b w:val="0"/>
                 <w:color w:val="6B6F85"/>
-                <w:sz w:val="22"/>
+                <w:sz w:val="20"/>
               </w:rPr>
               <w:t xml:space="preserve">☐ </w:t>
             </w:r>
@@ -174,19 +174,19 @@
     </w:tbl>
     <w:p>
       <w:pPr>
-        <w:spacing w:after="120"/>
+        <w:spacing w:after="60"/>
       </w:pPr>
     </w:p>
     <w:p>
       <w:pPr>
-        <w:spacing w:before="120" w:after="60" w:line="252" w:lineRule="auto"/>
+        <w:spacing w:before="60" w:after="20" w:line="240" w:lineRule="auto"/>
       </w:pPr>
       <w:r>
         <w:rPr>
           <w:rFonts w:ascii="맑은 고딕" w:hAnsi="맑은 고딕" w:eastAsia="맑은 고딕"/>
           <w:b/>
           <w:color w:val="3D4BC7"/>
-          <w:sz w:val="21"/>
+          <w:sz w:val="19"/>
         </w:rPr>
         <w:t>① 초성 힌트 — 빈칸에 낱말을 쓰세요</w:t>
       </w:r>
@@ -209,21 +209,21 @@
           <w:tcPr>
             <w:tcW w:type="dxa" w:w="4876"/>
             <w:tcMar>
-              <w:top w:w="50" w:type="dxa"/>
-              <w:bottom w:w="60" w:type="dxa"/>
-              <w:left w:w="100" w:type="dxa"/>
-              <w:right w:w="100" w:type="dxa"/>
+              <w:top w:w="35" w:type="dxa"/>
+              <w:bottom w:w="40" w:type="dxa"/>
+              <w:left w:w="90" w:type="dxa"/>
+              <w:right w:w="90" w:type="dxa"/>
             </w:tcMar>
           </w:tcPr>
           <w:p>
             <w:pPr>
-              <w:spacing w:before="40" w:after="20" w:line="252" w:lineRule="auto"/>
+              <w:spacing w:before="20" w:after="20" w:line="240" w:lineRule="auto"/>
             </w:pPr>
             <w:r>
               <w:rPr>
                 <w:rFonts w:ascii="맑은 고딕" w:hAnsi="맑은 고딕" w:eastAsia="맑은 고딕"/>
                 <w:b/>
-                <w:sz w:val="19"/>
+                <w:sz w:val="18"/>
               </w:rPr>
               <w:t xml:space="preserve">1. </w:t>
             </w:r>
@@ -231,35 +231,35 @@
               <w:rPr>
                 <w:rFonts w:ascii="맑은 고딕" w:hAnsi="맑은 고딕" w:eastAsia="맑은 고딕"/>
                 <w:b w:val="0"/>
-                <w:sz w:val="19"/>
+                <w:sz w:val="18"/>
               </w:rPr>
               <w:t>[ㅅㅊ] 알려 청구함</w:t>
             </w:r>
           </w:p>
           <w:p>
             <w:pPr>
-              <w:spacing w:before="0" w:after="20" w:line="252" w:lineRule="auto"/>
+              <w:spacing w:before="0" w:after="20" w:line="240" w:lineRule="auto"/>
             </w:pPr>
             <w:r>
               <w:rPr>
                 <w:rFonts w:ascii="맑은 고딕" w:hAnsi="맑은 고딕" w:eastAsia="맑은 고딕"/>
                 <w:b w:val="0"/>
                 <w:color w:val="6B6F85"/>
-                <w:sz w:val="17"/>
+                <w:sz w:val="16"/>
               </w:rPr>
               <w:t>동아리 가입 ＿＿＿＿을 오늘까지 받는다.</w:t>
             </w:r>
           </w:p>
           <w:p>
             <w:pPr>
-              <w:spacing w:before="0" w:after="40" w:line="252" w:lineRule="auto"/>
+              <w:spacing w:before="0" w:after="20" w:line="240" w:lineRule="auto"/>
             </w:pPr>
             <w:r>
               <w:rPr>
                 <w:rFonts w:ascii="맑은 고딕" w:hAnsi="맑은 고딕" w:eastAsia="맑은 고딕"/>
                 <w:b/>
                 <w:color w:val="3D4BC7"/>
-                <w:sz w:val="17"/>
+                <w:sz w:val="16"/>
               </w:rPr>
               <w:t xml:space="preserve">답  </w:t>
             </w:r>
@@ -267,7 +267,7 @@
               <w:rPr>
                 <w:rFonts w:ascii="맑은 고딕" w:hAnsi="맑은 고딕" w:eastAsia="맑은 고딕"/>
                 <w:b w:val="0"/>
-                <w:sz w:val="19"/>
+                <w:sz w:val="18"/>
               </w:rPr>
               <w:t>＿＿＿＿＿＿</w:t>
             </w:r>
@@ -277,21 +277,21 @@
           <w:tcPr>
             <w:tcW w:type="dxa" w:w="4876"/>
             <w:tcMar>
-              <w:top w:w="50" w:type="dxa"/>
-              <w:bottom w:w="60" w:type="dxa"/>
-              <w:left w:w="100" w:type="dxa"/>
-              <w:right w:w="100" w:type="dxa"/>
+              <w:top w:w="35" w:type="dxa"/>
+              <w:bottom w:w="40" w:type="dxa"/>
+              <w:left w:w="90" w:type="dxa"/>
+              <w:right w:w="90" w:type="dxa"/>
             </w:tcMar>
           </w:tcPr>
           <w:p>
             <w:pPr>
-              <w:spacing w:before="40" w:after="20" w:line="252" w:lineRule="auto"/>
+              <w:spacing w:before="20" w:after="20" w:line="240" w:lineRule="auto"/>
             </w:pPr>
             <w:r>
               <w:rPr>
                 <w:rFonts w:ascii="맑은 고딕" w:hAnsi="맑은 고딕" w:eastAsia="맑은 고딕"/>
                 <w:b/>
-                <w:sz w:val="19"/>
+                <w:sz w:val="18"/>
               </w:rPr>
               <w:t xml:space="preserve">2. </w:t>
             </w:r>
@@ -299,35 +299,35 @@
               <w:rPr>
                 <w:rFonts w:ascii="맑은 고딕" w:hAnsi="맑은 고딕" w:eastAsia="맑은 고딕"/>
                 <w:b w:val="0"/>
-                <w:sz w:val="19"/>
+                <w:sz w:val="18"/>
               </w:rPr>
               <w:t>[ㅂㄱ] 발행하여 내줌</w:t>
             </w:r>
           </w:p>
           <w:p>
             <w:pPr>
-              <w:spacing w:before="0" w:after="20" w:line="252" w:lineRule="auto"/>
+              <w:spacing w:before="0" w:after="20" w:line="240" w:lineRule="auto"/>
             </w:pPr>
             <w:r>
               <w:rPr>
                 <w:rFonts w:ascii="맑은 고딕" w:hAnsi="맑은 고딕" w:eastAsia="맑은 고딕"/>
                 <w:b w:val="0"/>
                 <w:color w:val="6B6F85"/>
-                <w:sz w:val="17"/>
+                <w:sz w:val="16"/>
               </w:rPr>
               <w:t>무인 발급기에서도 ＿＿＿＿받을 수 있다.</w:t>
             </w:r>
           </w:p>
           <w:p>
             <w:pPr>
-              <w:spacing w:before="0" w:after="40" w:line="252" w:lineRule="auto"/>
+              <w:spacing w:before="0" w:after="20" w:line="240" w:lineRule="auto"/>
             </w:pPr>
             <w:r>
               <w:rPr>
                 <w:rFonts w:ascii="맑은 고딕" w:hAnsi="맑은 고딕" w:eastAsia="맑은 고딕"/>
                 <w:b/>
                 <w:color w:val="3D4BC7"/>
-                <w:sz w:val="17"/>
+                <w:sz w:val="16"/>
               </w:rPr>
               <w:t xml:space="preserve">답  </w:t>
             </w:r>
@@ -335,7 +335,7 @@
               <w:rPr>
                 <w:rFonts w:ascii="맑은 고딕" w:hAnsi="맑은 고딕" w:eastAsia="맑은 고딕"/>
                 <w:b w:val="0"/>
-                <w:sz w:val="19"/>
+                <w:sz w:val="18"/>
               </w:rPr>
               <w:t>＿＿＿＿＿＿</w:t>
             </w:r>
@@ -350,21 +350,21 @@
           <w:tcPr>
             <w:tcW w:type="dxa" w:w="4876"/>
             <w:tcMar>
-              <w:top w:w="50" w:type="dxa"/>
-              <w:bottom w:w="60" w:type="dxa"/>
-              <w:left w:w="100" w:type="dxa"/>
-              <w:right w:w="100" w:type="dxa"/>
+              <w:top w:w="35" w:type="dxa"/>
+              <w:bottom w:w="40" w:type="dxa"/>
+              <w:left w:w="90" w:type="dxa"/>
+              <w:right w:w="90" w:type="dxa"/>
             </w:tcMar>
           </w:tcPr>
           <w:p>
             <w:pPr>
-              <w:spacing w:before="40" w:after="20" w:line="252" w:lineRule="auto"/>
+              <w:spacing w:before="20" w:after="20" w:line="240" w:lineRule="auto"/>
             </w:pPr>
             <w:r>
               <w:rPr>
                 <w:rFonts w:ascii="맑은 고딕" w:hAnsi="맑은 고딕" w:eastAsia="맑은 고딕"/>
                 <w:b/>
-                <w:sz w:val="19"/>
+                <w:sz w:val="18"/>
               </w:rPr>
               <w:t xml:space="preserve">3. </w:t>
             </w:r>
@@ -372,35 +372,35 @@
               <w:rPr>
                 <w:rFonts w:ascii="맑은 고딕" w:hAnsi="맑은 고딕" w:eastAsia="맑은 고딕"/>
                 <w:b w:val="0"/>
-                <w:sz w:val="19"/>
+                <w:sz w:val="18"/>
               </w:rPr>
               <w:t>[ㅊㅂ] 더 보탬</w:t>
             </w:r>
           </w:p>
           <w:p>
             <w:pPr>
-              <w:spacing w:before="0" w:after="20" w:line="252" w:lineRule="auto"/>
+              <w:spacing w:before="0" w:after="20" w:line="240" w:lineRule="auto"/>
             </w:pPr>
             <w:r>
               <w:rPr>
                 <w:rFonts w:ascii="맑은 고딕" w:hAnsi="맑은 고딕" w:eastAsia="맑은 고딕"/>
                 <w:b w:val="0"/>
                 <w:color w:val="6B6F85"/>
-                <w:sz w:val="17"/>
+                <w:sz w:val="16"/>
               </w:rPr>
               <w:t>신청서에 사진을 ＿＿＿＿해서 냈다.</w:t>
             </w:r>
           </w:p>
           <w:p>
             <w:pPr>
-              <w:spacing w:before="0" w:after="40" w:line="252" w:lineRule="auto"/>
+              <w:spacing w:before="0" w:after="20" w:line="240" w:lineRule="auto"/>
             </w:pPr>
             <w:r>
               <w:rPr>
                 <w:rFonts w:ascii="맑은 고딕" w:hAnsi="맑은 고딕" w:eastAsia="맑은 고딕"/>
                 <w:b/>
                 <w:color w:val="3D4BC7"/>
-                <w:sz w:val="17"/>
+                <w:sz w:val="16"/>
               </w:rPr>
               <w:t xml:space="preserve">답  </w:t>
             </w:r>
@@ -408,7 +408,7 @@
               <w:rPr>
                 <w:rFonts w:ascii="맑은 고딕" w:hAnsi="맑은 고딕" w:eastAsia="맑은 고딕"/>
                 <w:b w:val="0"/>
-                <w:sz w:val="19"/>
+                <w:sz w:val="18"/>
               </w:rPr>
               <w:t>＿＿＿＿＿＿</w:t>
             </w:r>
@@ -418,21 +418,21 @@
           <w:tcPr>
             <w:tcW w:type="dxa" w:w="4876"/>
             <w:tcMar>
-              <w:top w:w="50" w:type="dxa"/>
-              <w:bottom w:w="60" w:type="dxa"/>
-              <w:left w:w="100" w:type="dxa"/>
-              <w:right w:w="100" w:type="dxa"/>
+              <w:top w:w="35" w:type="dxa"/>
+              <w:bottom w:w="40" w:type="dxa"/>
+              <w:left w:w="90" w:type="dxa"/>
+              <w:right w:w="90" w:type="dxa"/>
             </w:tcMar>
           </w:tcPr>
           <w:p>
             <w:pPr>
-              <w:spacing w:before="40" w:after="20" w:line="252" w:lineRule="auto"/>
+              <w:spacing w:before="20" w:after="20" w:line="240" w:lineRule="auto"/>
             </w:pPr>
             <w:r>
               <w:rPr>
                 <w:rFonts w:ascii="맑은 고딕" w:hAnsi="맑은 고딕" w:eastAsia="맑은 고딕"/>
                 <w:b/>
-                <w:sz w:val="19"/>
+                <w:sz w:val="18"/>
               </w:rPr>
               <w:t xml:space="preserve">4. </w:t>
             </w:r>
@@ -440,35 +440,35 @@
               <w:rPr>
                 <w:rFonts w:ascii="맑은 고딕" w:hAnsi="맑은 고딕" w:eastAsia="맑은 고딕"/>
                 <w:b w:val="0"/>
-                <w:sz w:val="19"/>
+                <w:sz w:val="18"/>
               </w:rPr>
               <w:t>[ㅂㄹ] 되돌려 보냄</w:t>
             </w:r>
           </w:p>
           <w:p>
             <w:pPr>
-              <w:spacing w:before="0" w:after="20" w:line="252" w:lineRule="auto"/>
+              <w:spacing w:before="0" w:after="20" w:line="240" w:lineRule="auto"/>
             </w:pPr>
             <w:r>
               <w:rPr>
                 <w:rFonts w:ascii="맑은 고딕" w:hAnsi="맑은 고딕" w:eastAsia="맑은 고딕"/>
                 <w:b w:val="0"/>
                 <w:color w:val="6B6F85"/>
-                <w:sz w:val="17"/>
+                <w:sz w:val="16"/>
               </w:rPr>
               <w:t>서명이 빠진 서류는 ＿＿＿＿되었다.</w:t>
             </w:r>
           </w:p>
           <w:p>
             <w:pPr>
-              <w:spacing w:before="0" w:after="40" w:line="252" w:lineRule="auto"/>
+              <w:spacing w:before="0" w:after="20" w:line="240" w:lineRule="auto"/>
             </w:pPr>
             <w:r>
               <w:rPr>
                 <w:rFonts w:ascii="맑은 고딕" w:hAnsi="맑은 고딕" w:eastAsia="맑은 고딕"/>
                 <w:b/>
                 <w:color w:val="3D4BC7"/>
-                <w:sz w:val="17"/>
+                <w:sz w:val="16"/>
               </w:rPr>
               <w:t xml:space="preserve">답  </w:t>
             </w:r>
@@ -476,7 +476,7 @@
               <w:rPr>
                 <w:rFonts w:ascii="맑은 고딕" w:hAnsi="맑은 고딕" w:eastAsia="맑은 고딕"/>
                 <w:b w:val="0"/>
-                <w:sz w:val="19"/>
+                <w:sz w:val="18"/>
               </w:rPr>
               <w:t>＿＿＿＿＿＿</w:t>
             </w:r>
@@ -486,14 +486,14 @@
     </w:tbl>
     <w:p>
       <w:pPr>
-        <w:spacing w:before="120" w:after="60" w:line="252" w:lineRule="auto"/>
+        <w:spacing w:before="60" w:after="20" w:line="240" w:lineRule="auto"/>
       </w:pPr>
       <w:r>
         <w:rPr>
           <w:rFonts w:ascii="맑은 고딕" w:hAnsi="맑은 고딕" w:eastAsia="맑은 고딕"/>
           <w:b/>
           <w:color w:val="3D4BC7"/>
-          <w:sz w:val="21"/>
+          <w:sz w:val="19"/>
         </w:rPr>
         <w:t>② 글자 카드 조합 — 기·한·유·효·통·보·갱·신</w:t>
       </w:r>
@@ -516,21 +516,21 @@
           <w:tcPr>
             <w:tcW w:type="dxa" w:w="4876"/>
             <w:tcMar>
-              <w:top w:w="50" w:type="dxa"/>
-              <w:bottom w:w="60" w:type="dxa"/>
-              <w:left w:w="100" w:type="dxa"/>
-              <w:right w:w="100" w:type="dxa"/>
+              <w:top w:w="35" w:type="dxa"/>
+              <w:bottom w:w="40" w:type="dxa"/>
+              <w:left w:w="90" w:type="dxa"/>
+              <w:right w:w="90" w:type="dxa"/>
             </w:tcMar>
           </w:tcPr>
           <w:p>
             <w:pPr>
-              <w:spacing w:before="40" w:after="20" w:line="252" w:lineRule="auto"/>
+              <w:spacing w:before="20" w:after="20" w:line="240" w:lineRule="auto"/>
             </w:pPr>
             <w:r>
               <w:rPr>
                 <w:rFonts w:ascii="맑은 고딕" w:hAnsi="맑은 고딕" w:eastAsia="맑은 고딕"/>
                 <w:b/>
-                <w:sz w:val="19"/>
+                <w:sz w:val="18"/>
               </w:rPr>
               <w:t xml:space="preserve">1. </w:t>
             </w:r>
@@ -538,21 +538,21 @@
               <w:rPr>
                 <w:rFonts w:ascii="맑은 고딕" w:hAnsi="맑은 고딕" w:eastAsia="맑은 고딕"/>
                 <w:b w:val="0"/>
-                <w:sz w:val="19"/>
+                <w:sz w:val="18"/>
               </w:rPr>
               <w:t>미리 한정하여 놓은 시기</w:t>
             </w:r>
           </w:p>
           <w:p>
             <w:pPr>
-              <w:spacing w:before="0" w:after="40" w:line="252" w:lineRule="auto"/>
+              <w:spacing w:before="0" w:after="20" w:line="240" w:lineRule="auto"/>
             </w:pPr>
             <w:r>
               <w:rPr>
                 <w:rFonts w:ascii="맑은 고딕" w:hAnsi="맑은 고딕" w:eastAsia="맑은 고딕"/>
                 <w:b/>
                 <w:color w:val="3D4BC7"/>
-                <w:sz w:val="17"/>
+                <w:sz w:val="16"/>
               </w:rPr>
               <w:t xml:space="preserve">답  </w:t>
             </w:r>
@@ -560,7 +560,7 @@
               <w:rPr>
                 <w:rFonts w:ascii="맑은 고딕" w:hAnsi="맑은 고딕" w:eastAsia="맑은 고딕"/>
                 <w:b w:val="0"/>
-                <w:sz w:val="19"/>
+                <w:sz w:val="18"/>
               </w:rPr>
               <w:t>＿＿＿＿＿＿</w:t>
             </w:r>
@@ -570,21 +570,21 @@
           <w:tcPr>
             <w:tcW w:type="dxa" w:w="4876"/>
             <w:tcMar>
-              <w:top w:w="50" w:type="dxa"/>
-              <w:bottom w:w="60" w:type="dxa"/>
-              <w:left w:w="100" w:type="dxa"/>
-              <w:right w:w="100" w:type="dxa"/>
+              <w:top w:w="35" w:type="dxa"/>
+              <w:bottom w:w="40" w:type="dxa"/>
+              <w:left w:w="90" w:type="dxa"/>
+              <w:right w:w="90" w:type="dxa"/>
             </w:tcMar>
           </w:tcPr>
           <w:p>
             <w:pPr>
-              <w:spacing w:before="40" w:after="20" w:line="252" w:lineRule="auto"/>
+              <w:spacing w:before="20" w:after="20" w:line="240" w:lineRule="auto"/>
             </w:pPr>
             <w:r>
               <w:rPr>
                 <w:rFonts w:ascii="맑은 고딕" w:hAnsi="맑은 고딕" w:eastAsia="맑은 고딕"/>
                 <w:b/>
-                <w:sz w:val="19"/>
+                <w:sz w:val="18"/>
               </w:rPr>
               <w:t xml:space="preserve">2. </w:t>
             </w:r>
@@ -592,21 +592,21 @@
               <w:rPr>
                 <w:rFonts w:ascii="맑은 고딕" w:hAnsi="맑은 고딕" w:eastAsia="맑은 고딕"/>
                 <w:b w:val="0"/>
-                <w:sz w:val="19"/>
+                <w:sz w:val="18"/>
               </w:rPr>
               <w:t>보람이나 효과가 있음</w:t>
             </w:r>
           </w:p>
           <w:p>
             <w:pPr>
-              <w:spacing w:before="0" w:after="40" w:line="252" w:lineRule="auto"/>
+              <w:spacing w:before="0" w:after="20" w:line="240" w:lineRule="auto"/>
             </w:pPr>
             <w:r>
               <w:rPr>
                 <w:rFonts w:ascii="맑은 고딕" w:hAnsi="맑은 고딕" w:eastAsia="맑은 고딕"/>
                 <w:b/>
                 <w:color w:val="3D4BC7"/>
-                <w:sz w:val="17"/>
+                <w:sz w:val="16"/>
               </w:rPr>
               <w:t xml:space="preserve">답  </w:t>
             </w:r>
@@ -614,7 +614,7 @@
               <w:rPr>
                 <w:rFonts w:ascii="맑은 고딕" w:hAnsi="맑은 고딕" w:eastAsia="맑은 고딕"/>
                 <w:b w:val="0"/>
-                <w:sz w:val="19"/>
+                <w:sz w:val="18"/>
               </w:rPr>
               <w:t>＿＿＿＿＿＿</w:t>
             </w:r>
@@ -629,21 +629,21 @@
           <w:tcPr>
             <w:tcW w:type="dxa" w:w="4876"/>
             <w:tcMar>
-              <w:top w:w="50" w:type="dxa"/>
-              <w:bottom w:w="60" w:type="dxa"/>
-              <w:left w:w="100" w:type="dxa"/>
-              <w:right w:w="100" w:type="dxa"/>
+              <w:top w:w="35" w:type="dxa"/>
+              <w:bottom w:w="40" w:type="dxa"/>
+              <w:left w:w="90" w:type="dxa"/>
+              <w:right w:w="90" w:type="dxa"/>
             </w:tcMar>
           </w:tcPr>
           <w:p>
             <w:pPr>
-              <w:spacing w:before="40" w:after="20" w:line="252" w:lineRule="auto"/>
+              <w:spacing w:before="20" w:after="20" w:line="240" w:lineRule="auto"/>
             </w:pPr>
             <w:r>
               <w:rPr>
                 <w:rFonts w:ascii="맑은 고딕" w:hAnsi="맑은 고딕" w:eastAsia="맑은 고딕"/>
                 <w:b/>
-                <w:sz w:val="19"/>
+                <w:sz w:val="18"/>
               </w:rPr>
               <w:t xml:space="preserve">3. </w:t>
             </w:r>
@@ -651,21 +651,21 @@
               <w:rPr>
                 <w:rFonts w:ascii="맑은 고딕" w:hAnsi="맑은 고딕" w:eastAsia="맑은 고딕"/>
                 <w:b w:val="0"/>
-                <w:sz w:val="19"/>
+                <w:sz w:val="18"/>
               </w:rPr>
               <w:t>통지하여 보고함</w:t>
             </w:r>
           </w:p>
           <w:p>
             <w:pPr>
-              <w:spacing w:before="0" w:after="40" w:line="252" w:lineRule="auto"/>
+              <w:spacing w:before="0" w:after="20" w:line="240" w:lineRule="auto"/>
             </w:pPr>
             <w:r>
               <w:rPr>
                 <w:rFonts w:ascii="맑은 고딕" w:hAnsi="맑은 고딕" w:eastAsia="맑은 고딕"/>
                 <w:b/>
                 <w:color w:val="3D4BC7"/>
-                <w:sz w:val="17"/>
+                <w:sz w:val="16"/>
               </w:rPr>
               <w:t xml:space="preserve">답  </w:t>
             </w:r>
@@ -673,7 +673,7 @@
               <w:rPr>
                 <w:rFonts w:ascii="맑은 고딕" w:hAnsi="맑은 고딕" w:eastAsia="맑은 고딕"/>
                 <w:b w:val="0"/>
-                <w:sz w:val="19"/>
+                <w:sz w:val="18"/>
               </w:rPr>
               <w:t>＿＿＿＿＿＿</w:t>
             </w:r>
@@ -683,21 +683,21 @@
           <w:tcPr>
             <w:tcW w:type="dxa" w:w="4876"/>
             <w:tcMar>
-              <w:top w:w="50" w:type="dxa"/>
-              <w:bottom w:w="60" w:type="dxa"/>
-              <w:left w:w="100" w:type="dxa"/>
-              <w:right w:w="100" w:type="dxa"/>
+              <w:top w:w="35" w:type="dxa"/>
+              <w:bottom w:w="40" w:type="dxa"/>
+              <w:left w:w="90" w:type="dxa"/>
+              <w:right w:w="90" w:type="dxa"/>
             </w:tcMar>
           </w:tcPr>
           <w:p>
             <w:pPr>
-              <w:spacing w:before="40" w:after="20" w:line="252" w:lineRule="auto"/>
+              <w:spacing w:before="20" w:after="20" w:line="240" w:lineRule="auto"/>
             </w:pPr>
             <w:r>
               <w:rPr>
                 <w:rFonts w:ascii="맑은 고딕" w:hAnsi="맑은 고딕" w:eastAsia="맑은 고딕"/>
                 <w:b/>
-                <w:sz w:val="19"/>
+                <w:sz w:val="18"/>
               </w:rPr>
               <w:t xml:space="preserve">4. </w:t>
             </w:r>
@@ -705,21 +705,21 @@
               <w:rPr>
                 <w:rFonts w:ascii="맑은 고딕" w:hAnsi="맑은 고딕" w:eastAsia="맑은 고딕"/>
                 <w:b w:val="0"/>
-                <w:sz w:val="19"/>
+                <w:sz w:val="18"/>
               </w:rPr>
               <w:t>고쳐 새롭게 함</w:t>
             </w:r>
           </w:p>
           <w:p>
             <w:pPr>
-              <w:spacing w:before="0" w:after="40" w:line="252" w:lineRule="auto"/>
+              <w:spacing w:before="0" w:after="20" w:line="240" w:lineRule="auto"/>
             </w:pPr>
             <w:r>
               <w:rPr>
                 <w:rFonts w:ascii="맑은 고딕" w:hAnsi="맑은 고딕" w:eastAsia="맑은 고딕"/>
                 <w:b/>
                 <w:color w:val="3D4BC7"/>
-                <w:sz w:val="17"/>
+                <w:sz w:val="16"/>
               </w:rPr>
               <w:t xml:space="preserve">답  </w:t>
             </w:r>
@@ -727,7 +727,7 @@
               <w:rPr>
                 <w:rFonts w:ascii="맑은 고딕" w:hAnsi="맑은 고딕" w:eastAsia="맑은 고딕"/>
                 <w:b w:val="0"/>
-                <w:sz w:val="19"/>
+                <w:sz w:val="18"/>
               </w:rPr>
               <w:t>＿＿＿＿＿＿</w:t>
             </w:r>
@@ -737,14 +737,14 @@
     </w:tbl>
     <w:p>
       <w:pPr>
-        <w:spacing w:before="120" w:after="60" w:line="252" w:lineRule="auto"/>
+        <w:spacing w:before="60" w:after="20" w:line="240" w:lineRule="auto"/>
       </w:pPr>
       <w:r>
         <w:rPr>
           <w:rFonts w:ascii="맑은 고딕" w:hAnsi="맑은 고딕" w:eastAsia="맑은 고딕"/>
           <w:b/>
           <w:color w:val="3D4BC7"/>
-          <w:sz w:val="21"/>
+          <w:sz w:val="19"/>
         </w:rPr>
         <w:t>③ 문장에 어울리는 어휘 고르기</w:t>
       </w:r>
@@ -767,21 +767,21 @@
           <w:tcPr>
             <w:tcW w:type="dxa" w:w="4876"/>
             <w:tcMar>
-              <w:top w:w="50" w:type="dxa"/>
-              <w:bottom w:w="60" w:type="dxa"/>
-              <w:left w:w="100" w:type="dxa"/>
-              <w:right w:w="100" w:type="dxa"/>
+              <w:top w:w="35" w:type="dxa"/>
+              <w:bottom w:w="40" w:type="dxa"/>
+              <w:left w:w="90" w:type="dxa"/>
+              <w:right w:w="90" w:type="dxa"/>
             </w:tcMar>
           </w:tcPr>
           <w:p>
             <w:pPr>
-              <w:spacing w:before="40" w:after="20" w:line="252" w:lineRule="auto"/>
+              <w:spacing w:before="20" w:after="20" w:line="240" w:lineRule="auto"/>
             </w:pPr>
             <w:r>
               <w:rPr>
                 <w:rFonts w:ascii="맑은 고딕" w:hAnsi="맑은 고딕" w:eastAsia="맑은 고딕"/>
                 <w:b/>
-                <w:sz w:val="19"/>
+                <w:sz w:val="18"/>
               </w:rPr>
               <w:t xml:space="preserve">1. </w:t>
             </w:r>
@@ -789,35 +789,35 @@
               <w:rPr>
                 <w:rFonts w:ascii="맑은 고딕" w:hAnsi="맑은 고딕" w:eastAsia="맑은 고딕"/>
                 <w:b w:val="0"/>
-                <w:sz w:val="19"/>
+                <w:sz w:val="18"/>
               </w:rPr>
               <w:t>사진과 신분증을 가지고 가서 (　) 한다.</w:t>
             </w:r>
           </w:p>
           <w:p>
             <w:pPr>
-              <w:spacing w:before="0" w:after="20" w:line="252" w:lineRule="auto"/>
+              <w:spacing w:before="0" w:after="20" w:line="240" w:lineRule="auto"/>
             </w:pPr>
             <w:r>
               <w:rPr>
                 <w:rFonts w:ascii="맑은 고딕" w:hAnsi="맑은 고딕" w:eastAsia="맑은 고딕"/>
                 <w:b w:val="0"/>
                 <w:color w:val="6B6F85"/>
-                <w:sz w:val="17"/>
+                <w:sz w:val="16"/>
               </w:rPr>
               <w:t>㉮신청 ㉯제출</w:t>
             </w:r>
           </w:p>
           <w:p>
             <w:pPr>
-              <w:spacing w:before="0" w:after="40" w:line="252" w:lineRule="auto"/>
+              <w:spacing w:before="0" w:after="20" w:line="240" w:lineRule="auto"/>
             </w:pPr>
             <w:r>
               <w:rPr>
                 <w:rFonts w:ascii="맑은 고딕" w:hAnsi="맑은 고딕" w:eastAsia="맑은 고딕"/>
                 <w:b/>
                 <w:color w:val="3D4BC7"/>
-                <w:sz w:val="17"/>
+                <w:sz w:val="16"/>
               </w:rPr>
               <w:t xml:space="preserve">답  </w:t>
             </w:r>
@@ -825,7 +825,7 @@
               <w:rPr>
                 <w:rFonts w:ascii="맑은 고딕" w:hAnsi="맑은 고딕" w:eastAsia="맑은 고딕"/>
                 <w:b w:val="0"/>
-                <w:sz w:val="19"/>
+                <w:sz w:val="18"/>
               </w:rPr>
               <w:t>＿＿＿＿＿</w:t>
             </w:r>
@@ -835,21 +835,21 @@
           <w:tcPr>
             <w:tcW w:type="dxa" w:w="4876"/>
             <w:tcMar>
-              <w:top w:w="50" w:type="dxa"/>
-              <w:bottom w:w="60" w:type="dxa"/>
-              <w:left w:w="100" w:type="dxa"/>
-              <w:right w:w="100" w:type="dxa"/>
+              <w:top w:w="35" w:type="dxa"/>
+              <w:bottom w:w="40" w:type="dxa"/>
+              <w:left w:w="90" w:type="dxa"/>
+              <w:right w:w="90" w:type="dxa"/>
             </w:tcMar>
           </w:tcPr>
           <w:p>
             <w:pPr>
-              <w:spacing w:before="40" w:after="20" w:line="252" w:lineRule="auto"/>
+              <w:spacing w:before="20" w:after="20" w:line="240" w:lineRule="auto"/>
             </w:pPr>
             <w:r>
               <w:rPr>
                 <w:rFonts w:ascii="맑은 고딕" w:hAnsi="맑은 고딕" w:eastAsia="맑은 고딕"/>
                 <w:b/>
-                <w:sz w:val="19"/>
+                <w:sz w:val="18"/>
               </w:rPr>
               <w:t xml:space="preserve">2. </w:t>
             </w:r>
@@ -857,35 +857,35 @@
               <w:rPr>
                 <w:rFonts w:ascii="맑은 고딕" w:hAnsi="맑은 고딕" w:eastAsia="맑은 고딕"/>
                 <w:b w:val="0"/>
-                <w:sz w:val="19"/>
+                <w:sz w:val="18"/>
               </w:rPr>
               <w:t>확인서는 담당 선생님께 (　) 한다.</w:t>
             </w:r>
           </w:p>
           <w:p>
             <w:pPr>
-              <w:spacing w:before="0" w:after="20" w:line="252" w:lineRule="auto"/>
+              <w:spacing w:before="0" w:after="20" w:line="240" w:lineRule="auto"/>
             </w:pPr>
             <w:r>
               <w:rPr>
                 <w:rFonts w:ascii="맑은 고딕" w:hAnsi="맑은 고딕" w:eastAsia="맑은 고딕"/>
                 <w:b w:val="0"/>
                 <w:color w:val="6B6F85"/>
-                <w:sz w:val="17"/>
+                <w:sz w:val="16"/>
               </w:rPr>
               <w:t>㉮첨부 ㉯제출</w:t>
             </w:r>
           </w:p>
           <w:p>
             <w:pPr>
-              <w:spacing w:before="0" w:after="40" w:line="252" w:lineRule="auto"/>
+              <w:spacing w:before="0" w:after="20" w:line="240" w:lineRule="auto"/>
             </w:pPr>
             <w:r>
               <w:rPr>
                 <w:rFonts w:ascii="맑은 고딕" w:hAnsi="맑은 고딕" w:eastAsia="맑은 고딕"/>
                 <w:b/>
                 <w:color w:val="3D4BC7"/>
-                <w:sz w:val="17"/>
+                <w:sz w:val="16"/>
               </w:rPr>
               <w:t xml:space="preserve">답  </w:t>
             </w:r>
@@ -893,7 +893,7 @@
               <w:rPr>
                 <w:rFonts w:ascii="맑은 고딕" w:hAnsi="맑은 고딕" w:eastAsia="맑은 고딕"/>
                 <w:b w:val="0"/>
-                <w:sz w:val="19"/>
+                <w:sz w:val="18"/>
               </w:rPr>
               <w:t>＿＿＿＿＿</w:t>
             </w:r>
@@ -908,21 +908,21 @@
           <w:tcPr>
             <w:tcW w:type="dxa" w:w="4876"/>
             <w:tcMar>
-              <w:top w:w="50" w:type="dxa"/>
-              <w:bottom w:w="60" w:type="dxa"/>
-              <w:left w:w="100" w:type="dxa"/>
-              <w:right w:w="100" w:type="dxa"/>
+              <w:top w:w="35" w:type="dxa"/>
+              <w:bottom w:w="40" w:type="dxa"/>
+              <w:left w:w="90" w:type="dxa"/>
+              <w:right w:w="90" w:type="dxa"/>
             </w:tcMar>
           </w:tcPr>
           <w:p>
             <w:pPr>
-              <w:spacing w:before="40" w:after="20" w:line="252" w:lineRule="auto"/>
+              <w:spacing w:before="20" w:after="20" w:line="240" w:lineRule="auto"/>
             </w:pPr>
             <w:r>
               <w:rPr>
                 <w:rFonts w:ascii="맑은 고딕" w:hAnsi="맑은 고딕" w:eastAsia="맑은 고딕"/>
                 <w:b/>
-                <w:sz w:val="19"/>
+                <w:sz w:val="18"/>
               </w:rPr>
               <w:t xml:space="preserve">3. </w:t>
             </w:r>
@@ -930,35 +930,35 @@
               <w:rPr>
                 <w:rFonts w:ascii="맑은 고딕" w:hAnsi="맑은 고딕" w:eastAsia="맑은 고딕"/>
                 <w:b w:val="0"/>
-                <w:sz w:val="19"/>
+                <w:sz w:val="18"/>
               </w:rPr>
               <w:t>관계자 외에는 (　) 할 수 없다.</w:t>
             </w:r>
           </w:p>
           <w:p>
             <w:pPr>
-              <w:spacing w:before="0" w:after="20" w:line="252" w:lineRule="auto"/>
+              <w:spacing w:before="0" w:after="20" w:line="240" w:lineRule="auto"/>
             </w:pPr>
             <w:r>
               <w:rPr>
                 <w:rFonts w:ascii="맑은 고딕" w:hAnsi="맑은 고딕" w:eastAsia="맑은 고딕"/>
                 <w:b w:val="0"/>
                 <w:color w:val="6B6F85"/>
-                <w:sz w:val="17"/>
+                <w:sz w:val="16"/>
               </w:rPr>
               <w:t>㉮열람 ㉯통보</w:t>
             </w:r>
           </w:p>
           <w:p>
             <w:pPr>
-              <w:spacing w:before="0" w:after="40" w:line="252" w:lineRule="auto"/>
+              <w:spacing w:before="0" w:after="20" w:line="240" w:lineRule="auto"/>
             </w:pPr>
             <w:r>
               <w:rPr>
                 <w:rFonts w:ascii="맑은 고딕" w:hAnsi="맑은 고딕" w:eastAsia="맑은 고딕"/>
                 <w:b/>
                 <w:color w:val="3D4BC7"/>
-                <w:sz w:val="17"/>
+                <w:sz w:val="16"/>
               </w:rPr>
               <w:t xml:space="preserve">답  </w:t>
             </w:r>
@@ -966,7 +966,7 @@
               <w:rPr>
                 <w:rFonts w:ascii="맑은 고딕" w:hAnsi="맑은 고딕" w:eastAsia="맑은 고딕"/>
                 <w:b w:val="0"/>
-                <w:sz w:val="19"/>
+                <w:sz w:val="18"/>
               </w:rPr>
               <w:t>＿＿＿＿＿</w:t>
             </w:r>
@@ -976,21 +976,21 @@
           <w:tcPr>
             <w:tcW w:type="dxa" w:w="4876"/>
             <w:tcMar>
-              <w:top w:w="50" w:type="dxa"/>
-              <w:bottom w:w="60" w:type="dxa"/>
-              <w:left w:w="100" w:type="dxa"/>
-              <w:right w:w="100" w:type="dxa"/>
+              <w:top w:w="35" w:type="dxa"/>
+              <w:bottom w:w="40" w:type="dxa"/>
+              <w:left w:w="90" w:type="dxa"/>
+              <w:right w:w="90" w:type="dxa"/>
             </w:tcMar>
           </w:tcPr>
           <w:p>
             <w:pPr>
-              <w:spacing w:before="40" w:after="20" w:line="252" w:lineRule="auto"/>
+              <w:spacing w:before="20" w:after="20" w:line="240" w:lineRule="auto"/>
             </w:pPr>
             <w:r>
               <w:rPr>
                 <w:rFonts w:ascii="맑은 고딕" w:hAnsi="맑은 고딕" w:eastAsia="맑은 고딕"/>
                 <w:b/>
-                <w:sz w:val="19"/>
+                <w:sz w:val="18"/>
               </w:rPr>
               <w:t xml:space="preserve">4. </w:t>
             </w:r>
@@ -998,35 +998,35 @@
               <w:rPr>
                 <w:rFonts w:ascii="맑은 고딕" w:hAnsi="맑은 고딕" w:eastAsia="맑은 고딕"/>
                 <w:b w:val="0"/>
-                <w:sz w:val="19"/>
+                <w:sz w:val="18"/>
               </w:rPr>
               <w:t>채용 (　)에는 지원 자격이 나와 있다.</w:t>
             </w:r>
           </w:p>
           <w:p>
             <w:pPr>
-              <w:spacing w:before="0" w:after="20" w:line="252" w:lineRule="auto"/>
+              <w:spacing w:before="0" w:after="20" w:line="240" w:lineRule="auto"/>
             </w:pPr>
             <w:r>
               <w:rPr>
                 <w:rFonts w:ascii="맑은 고딕" w:hAnsi="맑은 고딕" w:eastAsia="맑은 고딕"/>
                 <w:b w:val="0"/>
                 <w:color w:val="6B6F85"/>
-                <w:sz w:val="17"/>
+                <w:sz w:val="16"/>
               </w:rPr>
               <w:t>㉮공고 ㉯사본</w:t>
             </w:r>
           </w:p>
           <w:p>
             <w:pPr>
-              <w:spacing w:before="0" w:after="40" w:line="252" w:lineRule="auto"/>
+              <w:spacing w:before="0" w:after="20" w:line="240" w:lineRule="auto"/>
             </w:pPr>
             <w:r>
               <w:rPr>
                 <w:rFonts w:ascii="맑은 고딕" w:hAnsi="맑은 고딕" w:eastAsia="맑은 고딕"/>
                 <w:b/>
                 <w:color w:val="3D4BC7"/>
-                <w:sz w:val="17"/>
+                <w:sz w:val="16"/>
               </w:rPr>
               <w:t xml:space="preserve">답  </w:t>
             </w:r>
@@ -1034,7 +1034,7 @@
               <w:rPr>
                 <w:rFonts w:ascii="맑은 고딕" w:hAnsi="맑은 고딕" w:eastAsia="맑은 고딕"/>
                 <w:b w:val="0"/>
-                <w:sz w:val="19"/>
+                <w:sz w:val="18"/>
               </w:rPr>
               <w:t>＿＿＿＿＿</w:t>
             </w:r>
@@ -1044,14 +1044,14 @@
     </w:tbl>
     <w:p>
       <w:pPr>
-        <w:spacing w:before="200" w:after="80" w:line="252" w:lineRule="auto"/>
+        <w:spacing w:before="80" w:after="40" w:line="240" w:lineRule="auto"/>
       </w:pPr>
       <w:r>
         <w:rPr>
           <w:rFonts w:ascii="맑은 고딕" w:hAnsi="맑은 고딕" w:eastAsia="맑은 고딕"/>
           <w:b/>
           <w:color w:val="3D4BC7"/>
-          <w:sz w:val="21"/>
+          <w:sz w:val="19"/>
         </w:rPr>
         <w:t>💬 오늘의 명언</w:t>
       </w:r>
@@ -1074,15 +1074,15 @@
             <w:tcW w:type="dxa" w:w="10092"/>
             <w:shd w:val="clear" w:color="auto" w:fill="F7F8FF"/>
             <w:tcMar>
-              <w:top w:w="80" w:type="dxa"/>
-              <w:bottom w:w="80" w:type="dxa"/>
-              <w:left w:w="180" w:type="dxa"/>
-              <w:right w:w="180" w:type="dxa"/>
+              <w:top w:w="50" w:type="dxa"/>
+              <w:bottom w:w="50" w:type="dxa"/>
+              <w:left w:w="140" w:type="dxa"/>
+              <w:right w:w="140" w:type="dxa"/>
             </w:tcMar>
           </w:tcPr>
           <w:p>
             <w:pPr>
-              <w:spacing w:before="0" w:after="60" w:line="252" w:lineRule="auto"/>
+              <w:spacing w:before="0" w:after="20" w:line="240" w:lineRule="auto"/>
               <w:jc w:val="center"/>
             </w:pPr>
             <w:r>
@@ -1091,14 +1091,14 @@
                 <w:b/>
                 <w:i/>
                 <w:color w:val="333366"/>
-                <w:sz w:val="23"/>
+                <w:sz w:val="20"/>
               </w:rPr>
               <w:t>“아는 것을 안다고 하고, 모르는 것을 모른다고 하는 것 — 그것이 진짜 아는 것이다.”</w:t>
             </w:r>
           </w:p>
           <w:p>
             <w:pPr>
-              <w:spacing w:before="0" w:after="0" w:line="252" w:lineRule="auto"/>
+              <w:spacing w:before="0" w:after="0" w:line="240" w:lineRule="auto"/>
               <w:jc w:val="center"/>
             </w:pPr>
             <w:r>
@@ -1106,7 +1106,7 @@
                 <w:rFonts w:ascii="맑은 고딕" w:hAnsi="맑은 고딕" w:eastAsia="맑은 고딕"/>
                 <w:b w:val="0"/>
                 <w:color w:val="6B6F85"/>
-                <w:sz w:val="18"/>
+                <w:sz w:val="16"/>
               </w:rPr>
               <w:t>— 공자</w:t>
             </w:r>
@@ -1116,14 +1116,14 @@
     </w:tbl>
     <w:p>
       <w:pPr>
-        <w:spacing w:before="80" w:after="40" w:line="252" w:lineRule="auto"/>
+        <w:spacing w:before="40" w:after="20" w:line="240" w:lineRule="auto"/>
       </w:pPr>
       <w:r>
         <w:rPr>
           <w:rFonts w:ascii="맑은 고딕" w:hAnsi="맑은 고딕" w:eastAsia="맑은 고딕"/>
           <w:b w:val="0"/>
           <w:color w:val="6B6F85"/>
-          <w:sz w:val="17"/>
+          <w:sz w:val="16"/>
         </w:rPr>
         <w:t>✍ 위 명언을 소리 내어 한 번 읽고, 나만의 글씨체로 또박또박 따라 써 보세요.</w:t>
       </w:r>
@@ -1138,7 +1138,7 @@
       </w:tblGrid>
       <w:tr>
         <w:trPr>
-          <w:trHeight w:val="300" w:hRule="atLeast"/>
+          <w:trHeight w:val="220" w:hRule="atLeast"/>
         </w:trPr>
         <w:tc>
           <w:tcPr>
@@ -1161,7 +1161,7 @@
       </w:tr>
       <w:tr>
         <w:trPr>
-          <w:trHeight w:val="300" w:hRule="atLeast"/>
+          <w:trHeight w:val="220" w:hRule="atLeast"/>
         </w:trPr>
         <w:tc>
           <w:tcPr>
@@ -1190,7 +1190,7 @@
     </w:p>
     <w:sectPr>
       <w:pgSz w:w="11906" w:h="16838"/>
-      <w:pgMar w:top="567" w:right="907" w:bottom="510" w:left="907" w:header="720" w:footer="720" w:gutter="0"/>
+      <w:pgMar w:top="454" w:right="907" w:bottom="397" w:left="907" w:header="720" w:footer="720" w:gutter="0"/>
       <w:cols w:space="720"/>
       <w:docGrid w:linePitch="360"/>
     </w:sectPr>

--- a/worksheets/1주차_1_공문서행정문서읽기_Day3_학습지.docx
+++ b/worksheets/1주차_1_공문서행정문서읽기_Day3_학습지.docx
@@ -1074,10 +1074,10 @@
             <w:tcW w:type="dxa" w:w="10092"/>
             <w:shd w:val="clear" w:color="auto" w:fill="F7F8FF"/>
             <w:tcMar>
-              <w:top w:w="50" w:type="dxa"/>
-              <w:bottom w:w="50" w:type="dxa"/>
-              <w:left w:w="140" w:type="dxa"/>
-              <w:right w:w="140" w:type="dxa"/>
+              <w:top w:w="35" w:type="dxa"/>
+              <w:bottom w:w="35" w:type="dxa"/>
+              <w:left w:w="120" w:type="dxa"/>
+              <w:right w:w="120" w:type="dxa"/>
             </w:tcMar>
           </w:tcPr>
           <w:p>
@@ -1138,7 +1138,7 @@
       </w:tblGrid>
       <w:tr>
         <w:trPr>
-          <w:trHeight w:val="220" w:hRule="atLeast"/>
+          <w:trHeight w:val="160" w:hRule="atLeast"/>
         </w:trPr>
         <w:tc>
           <w:tcPr>
@@ -1161,7 +1161,7 @@
       </w:tr>
       <w:tr>
         <w:trPr>
-          <w:trHeight w:val="220" w:hRule="atLeast"/>
+          <w:trHeight w:val="160" w:hRule="atLeast"/>
         </w:trPr>
         <w:tc>
           <w:tcPr>
